--- a/FP/VP527469/Final/JCE_FP_VP527469_Final_RevF.docx
+++ b/FP/VP527469/Final/JCE_FP_VP527469_Final_RevF.docx
@@ -66,12 +66,14 @@
     <w:tbl>
       <w:tblPr>
         <w:tblStyle w:val="TableGrid"/>
-        <w:tblW w:type="auto" w:w="0"/>
+        <w:tblW w:type="dxa" w:w="9639"/>
+        <w:tblLayout w:type="fixed"/>
         <w:tblLook w:firstColumn="1" w:firstRow="1" w:lastColumn="0" w:lastRow="0" w:noHBand="0" w:noVBand="1" w:val="04A0"/>
+        <w:tblLayout w:type="fixed"/>
       </w:tblPr>
       <w:tblGrid>
-        <w:gridCol w:w="4819"/>
-        <w:gridCol w:w="4819"/>
+        <w:gridCol w:w="2381"/>
+        <w:gridCol w:w="7257"/>
       </w:tblGrid>
       <w:tr>
         <w:trPr>
@@ -455,14 +457,16 @@
     <w:tbl>
       <w:tblPr>
         <w:tblStyle w:val="TableGrid"/>
-        <w:tblW w:type="auto" w:w="0"/>
+        <w:tblW w:type="dxa" w:w="9639"/>
         <w:jc w:val="center"/>
+        <w:tblLayout w:type="fixed"/>
         <w:tblLook w:firstColumn="1" w:firstRow="1" w:lastColumn="0" w:lastRow="0" w:noHBand="0" w:noVBand="1" w:val="04A0"/>
+        <w:tblLayout w:type="fixed"/>
       </w:tblPr>
       <w:tblGrid>
-        <w:gridCol w:w="3213"/>
-        <w:gridCol w:w="3213"/>
-        <w:gridCol w:w="3213"/>
+        <w:gridCol w:w="2041"/>
+        <w:gridCol w:w="2494"/>
+        <w:gridCol w:w="5103"/>
       </w:tblGrid>
       <w:tr>
         <w:trPr>
@@ -475,6 +479,9 @@
             <w:shd w:val="clear" w:color="auto" w:fill="C9A227"/>
           </w:tcPr>
           <w:p>
+            <w:pPr>
+              <w:keepNext/>
+            </w:pPr>
             <w:r/>
             <w:r>
               <w:rPr>
@@ -492,6 +499,9 @@
             <w:shd w:val="clear" w:color="auto" w:fill="C9A227"/>
           </w:tcPr>
           <w:p>
+            <w:pPr>
+              <w:keepNext/>
+            </w:pPr>
             <w:r/>
             <w:r>
               <w:rPr>
@@ -509,6 +519,9 @@
             <w:shd w:val="clear" w:color="auto" w:fill="C9A227"/>
           </w:tcPr>
           <w:p>
+            <w:pPr>
+              <w:keepNext/>
+            </w:pPr>
             <w:r/>
             <w:r>
               <w:rPr>
@@ -531,6 +544,7 @@
           </w:tcPr>
           <w:p>
             <w:pPr>
+              <w:keepNext/>
               <w:spacing w:after="20"/>
             </w:pPr>
             <w:r/>
@@ -548,6 +562,7 @@
           </w:tcPr>
           <w:p>
             <w:pPr>
+              <w:keepNext/>
               <w:spacing w:after="20"/>
             </w:pPr>
             <w:r/>
@@ -565,6 +580,7 @@
           </w:tcPr>
           <w:p>
             <w:pPr>
+              <w:keepNext/>
               <w:spacing w:after="20"/>
             </w:pPr>
             <w:r/>
@@ -587,6 +603,7 @@
           </w:tcPr>
           <w:p>
             <w:pPr>
+              <w:keepNext/>
               <w:spacing w:after="20"/>
             </w:pPr>
             <w:r/>
@@ -604,6 +621,7 @@
           </w:tcPr>
           <w:p>
             <w:pPr>
+              <w:keepNext/>
               <w:spacing w:after="20"/>
             </w:pPr>
             <w:r/>
@@ -621,6 +639,7 @@
           </w:tcPr>
           <w:p>
             <w:pPr>
+              <w:keepNext/>
               <w:spacing w:after="20"/>
             </w:pPr>
             <w:r/>
@@ -643,6 +662,7 @@
           </w:tcPr>
           <w:p>
             <w:pPr>
+              <w:keepNext/>
               <w:spacing w:after="20"/>
             </w:pPr>
             <w:r/>
@@ -660,6 +680,7 @@
           </w:tcPr>
           <w:p>
             <w:pPr>
+              <w:keepNext/>
               <w:spacing w:after="20"/>
             </w:pPr>
             <w:r/>
@@ -677,6 +698,7 @@
           </w:tcPr>
           <w:p>
             <w:pPr>
+              <w:keepNext/>
               <w:spacing w:after="20"/>
             </w:pPr>
             <w:r/>
@@ -699,6 +721,7 @@
           </w:tcPr>
           <w:p>
             <w:pPr>
+              <w:keepNext/>
               <w:spacing w:after="20"/>
             </w:pPr>
             <w:r/>
@@ -716,6 +739,7 @@
           </w:tcPr>
           <w:p>
             <w:pPr>
+              <w:keepNext/>
               <w:spacing w:after="20"/>
             </w:pPr>
             <w:r/>
@@ -733,6 +757,7 @@
           </w:tcPr>
           <w:p>
             <w:pPr>
+              <w:keepNext/>
               <w:spacing w:after="20"/>
             </w:pPr>
             <w:r/>
@@ -755,6 +780,7 @@
           </w:tcPr>
           <w:p>
             <w:pPr>
+              <w:keepNext/>
               <w:spacing w:after="20"/>
             </w:pPr>
             <w:r/>
@@ -772,6 +798,7 @@
           </w:tcPr>
           <w:p>
             <w:pPr>
+              <w:keepNext/>
               <w:spacing w:after="20"/>
             </w:pPr>
             <w:r/>
@@ -789,6 +816,7 @@
           </w:tcPr>
           <w:p>
             <w:pPr>
+              <w:keepNext/>
               <w:spacing w:after="20"/>
             </w:pPr>
             <w:r/>
@@ -811,6 +839,7 @@
           </w:tcPr>
           <w:p>
             <w:pPr>
+              <w:keepNext/>
               <w:spacing w:after="20"/>
             </w:pPr>
             <w:r/>
@@ -828,6 +857,7 @@
           </w:tcPr>
           <w:p>
             <w:pPr>
+              <w:keepNext/>
               <w:spacing w:after="20"/>
             </w:pPr>
             <w:r/>
@@ -845,6 +875,7 @@
           </w:tcPr>
           <w:p>
             <w:pPr>
+              <w:keepNext/>
               <w:spacing w:after="20"/>
             </w:pPr>
             <w:r/>
@@ -867,6 +898,7 @@
           </w:tcPr>
           <w:p>
             <w:pPr>
+              <w:keepNext/>
               <w:spacing w:after="20"/>
             </w:pPr>
             <w:r/>
@@ -884,6 +916,7 @@
           </w:tcPr>
           <w:p>
             <w:pPr>
+              <w:keepNext/>
               <w:spacing w:after="20"/>
             </w:pPr>
             <w:r/>
@@ -901,6 +934,7 @@
           </w:tcPr>
           <w:p>
             <w:pPr>
+              <w:keepNext/>
               <w:spacing w:after="20"/>
             </w:pPr>
             <w:r/>
@@ -1263,14 +1297,16 @@
     <w:tbl>
       <w:tblPr>
         <w:tblStyle w:val="TableGrid"/>
-        <w:tblW w:type="auto" w:w="0"/>
+        <w:tblW w:type="dxa" w:w="9639"/>
         <w:jc w:val="center"/>
+        <w:tblLayout w:type="fixed"/>
         <w:tblLook w:firstColumn="1" w:firstRow="1" w:lastColumn="0" w:lastRow="0" w:noHBand="0" w:noVBand="1" w:val="04A0"/>
+        <w:tblLayout w:type="fixed"/>
       </w:tblPr>
       <w:tblGrid>
-        <w:gridCol w:w="3213"/>
-        <w:gridCol w:w="3213"/>
-        <w:gridCol w:w="3213"/>
+        <w:gridCol w:w="4876"/>
+        <w:gridCol w:w="3061"/>
+        <w:gridCol w:w="1701"/>
       </w:tblGrid>
       <w:tr>
         <w:trPr>
@@ -1283,6 +1319,9 @@
             <w:shd w:val="clear" w:color="auto" w:fill="C9A227"/>
           </w:tcPr>
           <w:p>
+            <w:pPr>
+              <w:keepNext/>
+            </w:pPr>
             <w:r/>
             <w:r>
               <w:rPr>
@@ -1300,6 +1339,9 @@
             <w:shd w:val="clear" w:color="auto" w:fill="C9A227"/>
           </w:tcPr>
           <w:p>
+            <w:pPr>
+              <w:keepNext/>
+            </w:pPr>
             <w:r/>
             <w:r>
               <w:rPr>
@@ -1317,6 +1359,9 @@
             <w:shd w:val="clear" w:color="auto" w:fill="C9A227"/>
           </w:tcPr>
           <w:p>
+            <w:pPr>
+              <w:keepNext/>
+            </w:pPr>
             <w:r/>
             <w:r>
               <w:rPr>
@@ -1339,6 +1384,7 @@
           </w:tcPr>
           <w:p>
             <w:pPr>
+              <w:keepNext/>
               <w:spacing w:after="20"/>
             </w:pPr>
             <w:r/>
@@ -1356,6 +1402,7 @@
           </w:tcPr>
           <w:p>
             <w:pPr>
+              <w:keepNext/>
               <w:spacing w:after="20"/>
             </w:pPr>
             <w:r/>
@@ -1373,6 +1420,7 @@
           </w:tcPr>
           <w:p>
             <w:pPr>
+              <w:keepNext/>
               <w:spacing w:after="20"/>
             </w:pPr>
             <w:r/>
@@ -1395,6 +1443,7 @@
           </w:tcPr>
           <w:p>
             <w:pPr>
+              <w:keepNext/>
               <w:spacing w:after="20"/>
             </w:pPr>
             <w:r/>
@@ -1412,6 +1461,7 @@
           </w:tcPr>
           <w:p>
             <w:pPr>
+              <w:keepNext/>
               <w:spacing w:after="20"/>
             </w:pPr>
             <w:r/>
@@ -1429,6 +1479,7 @@
           </w:tcPr>
           <w:p>
             <w:pPr>
+              <w:keepNext/>
               <w:spacing w:after="20"/>
             </w:pPr>
             <w:r/>
@@ -1451,6 +1502,7 @@
           </w:tcPr>
           <w:p>
             <w:pPr>
+              <w:keepNext/>
               <w:spacing w:after="20"/>
             </w:pPr>
             <w:r/>
@@ -1468,6 +1520,7 @@
           </w:tcPr>
           <w:p>
             <w:pPr>
+              <w:keepNext/>
               <w:spacing w:after="20"/>
             </w:pPr>
             <w:r/>
@@ -1485,6 +1538,7 @@
           </w:tcPr>
           <w:p>
             <w:pPr>
+              <w:keepNext/>
               <w:spacing w:after="20"/>
             </w:pPr>
             <w:r/>
@@ -1507,6 +1561,7 @@
           </w:tcPr>
           <w:p>
             <w:pPr>
+              <w:keepNext/>
               <w:spacing w:after="20"/>
             </w:pPr>
             <w:r/>
@@ -1524,6 +1579,7 @@
           </w:tcPr>
           <w:p>
             <w:pPr>
+              <w:keepNext/>
               <w:spacing w:after="20"/>
             </w:pPr>
             <w:r/>
@@ -1541,6 +1597,7 @@
           </w:tcPr>
           <w:p>
             <w:pPr>
+              <w:keepNext/>
               <w:spacing w:after="20"/>
             </w:pPr>
             <w:r/>
@@ -1563,6 +1620,7 @@
           </w:tcPr>
           <w:p>
             <w:pPr>
+              <w:keepNext/>
               <w:spacing w:after="20"/>
             </w:pPr>
             <w:r/>
@@ -1580,6 +1638,7 @@
           </w:tcPr>
           <w:p>
             <w:pPr>
+              <w:keepNext/>
               <w:spacing w:after="20"/>
             </w:pPr>
             <w:r/>
@@ -1597,6 +1656,7 @@
           </w:tcPr>
           <w:p>
             <w:pPr>
+              <w:keepNext/>
               <w:spacing w:after="20"/>
             </w:pPr>
             <w:r/>
@@ -1619,6 +1679,7 @@
           </w:tcPr>
           <w:p>
             <w:pPr>
+              <w:keepNext/>
               <w:spacing w:after="20"/>
             </w:pPr>
             <w:r/>
@@ -1636,6 +1697,7 @@
           </w:tcPr>
           <w:p>
             <w:pPr>
+              <w:keepNext/>
               <w:spacing w:after="20"/>
             </w:pPr>
             <w:r/>
@@ -1653,6 +1715,7 @@
           </w:tcPr>
           <w:p>
             <w:pPr>
+              <w:keepNext/>
               <w:spacing w:after="20"/>
             </w:pPr>
             <w:r/>
@@ -1749,14 +1812,16 @@
     <w:tbl>
       <w:tblPr>
         <w:tblStyle w:val="TableGrid"/>
-        <w:tblW w:type="auto" w:w="0"/>
+        <w:tblW w:type="dxa" w:w="9639"/>
         <w:jc w:val="center"/>
+        <w:tblLayout w:type="fixed"/>
         <w:tblLook w:firstColumn="1" w:firstRow="1" w:lastColumn="0" w:lastRow="0" w:noHBand="0" w:noVBand="1" w:val="04A0"/>
+        <w:tblLayout w:type="fixed"/>
       </w:tblPr>
       <w:tblGrid>
-        <w:gridCol w:w="3213"/>
-        <w:gridCol w:w="3213"/>
-        <w:gridCol w:w="3213"/>
+        <w:gridCol w:w="2835"/>
+        <w:gridCol w:w="3288"/>
+        <w:gridCol w:w="3515"/>
       </w:tblGrid>
       <w:tr>
         <w:trPr>
@@ -1769,6 +1834,9 @@
             <w:shd w:val="clear" w:color="auto" w:fill="C9A227"/>
           </w:tcPr>
           <w:p>
+            <w:pPr>
+              <w:keepNext/>
+            </w:pPr>
             <w:r/>
             <w:r>
               <w:rPr>
@@ -1786,6 +1854,9 @@
             <w:shd w:val="clear" w:color="auto" w:fill="C9A227"/>
           </w:tcPr>
           <w:p>
+            <w:pPr>
+              <w:keepNext/>
+            </w:pPr>
             <w:r/>
             <w:r>
               <w:rPr>
@@ -1803,6 +1874,9 @@
             <w:shd w:val="clear" w:color="auto" w:fill="C9A227"/>
           </w:tcPr>
           <w:p>
+            <w:pPr>
+              <w:keepNext/>
+            </w:pPr>
             <w:r/>
             <w:r>
               <w:rPr>
@@ -1825,6 +1899,7 @@
           </w:tcPr>
           <w:p>
             <w:pPr>
+              <w:keepNext/>
               <w:spacing w:after="20"/>
             </w:pPr>
             <w:r/>
@@ -1842,6 +1917,7 @@
           </w:tcPr>
           <w:p>
             <w:pPr>
+              <w:keepNext/>
               <w:spacing w:after="20"/>
             </w:pPr>
             <w:r/>
@@ -1859,6 +1935,7 @@
           </w:tcPr>
           <w:p>
             <w:pPr>
+              <w:keepNext/>
               <w:spacing w:after="20"/>
             </w:pPr>
             <w:r/>
@@ -1881,6 +1958,7 @@
           </w:tcPr>
           <w:p>
             <w:pPr>
+              <w:keepNext/>
               <w:spacing w:after="20"/>
             </w:pPr>
             <w:r/>
@@ -1898,6 +1976,7 @@
           </w:tcPr>
           <w:p>
             <w:pPr>
+              <w:keepNext/>
               <w:spacing w:after="20"/>
             </w:pPr>
             <w:r/>
@@ -1915,6 +1994,7 @@
           </w:tcPr>
           <w:p>
             <w:pPr>
+              <w:keepNext/>
               <w:spacing w:after="20"/>
             </w:pPr>
             <w:r/>
@@ -1937,6 +2017,7 @@
           </w:tcPr>
           <w:p>
             <w:pPr>
+              <w:keepNext/>
               <w:spacing w:after="20"/>
             </w:pPr>
             <w:r/>
@@ -1954,6 +2035,7 @@
           </w:tcPr>
           <w:p>
             <w:pPr>
+              <w:keepNext/>
               <w:spacing w:after="20"/>
             </w:pPr>
             <w:r/>
@@ -1971,6 +2053,7 @@
           </w:tcPr>
           <w:p>
             <w:pPr>
+              <w:keepNext/>
               <w:spacing w:after="20"/>
             </w:pPr>
             <w:r/>
@@ -1993,6 +2076,7 @@
           </w:tcPr>
           <w:p>
             <w:pPr>
+              <w:keepNext/>
               <w:spacing w:after="20"/>
             </w:pPr>
             <w:r/>
@@ -2010,6 +2094,7 @@
           </w:tcPr>
           <w:p>
             <w:pPr>
+              <w:keepNext/>
               <w:spacing w:after="20"/>
             </w:pPr>
             <w:r/>
@@ -2027,6 +2112,7 @@
           </w:tcPr>
           <w:p>
             <w:pPr>
+              <w:keepNext/>
               <w:spacing w:after="20"/>
             </w:pPr>
             <w:r/>
@@ -2049,6 +2135,7 @@
           </w:tcPr>
           <w:p>
             <w:pPr>
+              <w:keepNext/>
               <w:spacing w:after="20"/>
             </w:pPr>
             <w:r/>
@@ -2066,6 +2153,7 @@
           </w:tcPr>
           <w:p>
             <w:pPr>
+              <w:keepNext/>
               <w:spacing w:after="20"/>
             </w:pPr>
             <w:r/>
@@ -2083,6 +2171,7 @@
           </w:tcPr>
           <w:p>
             <w:pPr>
+              <w:keepNext/>
               <w:spacing w:after="20"/>
             </w:pPr>
             <w:r/>
@@ -2219,14 +2308,16 @@
     <w:tbl>
       <w:tblPr>
         <w:tblStyle w:val="TableGrid"/>
-        <w:tblW w:type="auto" w:w="0"/>
+        <w:tblW w:type="dxa" w:w="9639"/>
         <w:jc w:val="center"/>
+        <w:tblLayout w:type="fixed"/>
         <w:tblLook w:firstColumn="1" w:firstRow="1" w:lastColumn="0" w:lastRow="0" w:noHBand="0" w:noVBand="1" w:val="04A0"/>
+        <w:tblLayout w:type="fixed"/>
       </w:tblPr>
       <w:tblGrid>
-        <w:gridCol w:w="3213"/>
-        <w:gridCol w:w="3213"/>
-        <w:gridCol w:w="3213"/>
+        <w:gridCol w:w="2041"/>
+        <w:gridCol w:w="2835"/>
+        <w:gridCol w:w="4762"/>
       </w:tblGrid>
       <w:tr>
         <w:trPr>
@@ -2239,6 +2330,9 @@
             <w:shd w:val="clear" w:color="auto" w:fill="C9A227"/>
           </w:tcPr>
           <w:p>
+            <w:pPr>
+              <w:keepNext/>
+            </w:pPr>
             <w:r/>
             <w:r>
               <w:rPr>
@@ -2256,6 +2350,9 @@
             <w:shd w:val="clear" w:color="auto" w:fill="C9A227"/>
           </w:tcPr>
           <w:p>
+            <w:pPr>
+              <w:keepNext/>
+            </w:pPr>
             <w:r/>
             <w:r>
               <w:rPr>
@@ -2273,6 +2370,9 @@
             <w:shd w:val="clear" w:color="auto" w:fill="C9A227"/>
           </w:tcPr>
           <w:p>
+            <w:pPr>
+              <w:keepNext/>
+            </w:pPr>
             <w:r/>
             <w:r>
               <w:rPr>
@@ -2295,6 +2395,7 @@
           </w:tcPr>
           <w:p>
             <w:pPr>
+              <w:keepNext/>
               <w:spacing w:after="20"/>
             </w:pPr>
             <w:r/>
@@ -2312,6 +2413,7 @@
           </w:tcPr>
           <w:p>
             <w:pPr>
+              <w:keepNext/>
               <w:spacing w:after="20"/>
             </w:pPr>
             <w:r/>
@@ -2329,6 +2431,7 @@
           </w:tcPr>
           <w:p>
             <w:pPr>
+              <w:keepNext/>
               <w:spacing w:after="20"/>
             </w:pPr>
             <w:r/>
@@ -2351,6 +2454,7 @@
           </w:tcPr>
           <w:p>
             <w:pPr>
+              <w:keepNext/>
               <w:spacing w:after="20"/>
             </w:pPr>
             <w:r/>
@@ -2368,6 +2472,7 @@
           </w:tcPr>
           <w:p>
             <w:pPr>
+              <w:keepNext/>
               <w:spacing w:after="20"/>
             </w:pPr>
             <w:r/>
@@ -2385,6 +2490,7 @@
           </w:tcPr>
           <w:p>
             <w:pPr>
+              <w:keepNext/>
               <w:spacing w:after="20"/>
             </w:pPr>
             <w:r/>
@@ -2407,6 +2513,7 @@
           </w:tcPr>
           <w:p>
             <w:pPr>
+              <w:keepNext/>
               <w:spacing w:after="20"/>
             </w:pPr>
             <w:r/>
@@ -2424,6 +2531,7 @@
           </w:tcPr>
           <w:p>
             <w:pPr>
+              <w:keepNext/>
               <w:spacing w:after="20"/>
             </w:pPr>
             <w:r/>
@@ -2441,6 +2549,7 @@
           </w:tcPr>
           <w:p>
             <w:pPr>
+              <w:keepNext/>
               <w:spacing w:after="20"/>
             </w:pPr>
             <w:r/>
@@ -2681,13 +2790,15 @@
     <w:tbl>
       <w:tblPr>
         <w:tblStyle w:val="TableGrid"/>
-        <w:tblW w:type="auto" w:w="0"/>
+        <w:tblW w:type="dxa" w:w="9639"/>
         <w:jc w:val="center"/>
+        <w:tblLayout w:type="fixed"/>
         <w:tblLook w:firstColumn="1" w:firstRow="1" w:lastColumn="0" w:lastRow="0" w:noHBand="0" w:noVBand="1" w:val="04A0"/>
+        <w:tblLayout w:type="fixed"/>
       </w:tblPr>
       <w:tblGrid>
-        <w:gridCol w:w="4819"/>
-        <w:gridCol w:w="4819"/>
+        <w:gridCol w:w="2835"/>
+        <w:gridCol w:w="6804"/>
       </w:tblGrid>
       <w:tr>
         <w:trPr>
@@ -2700,6 +2811,9 @@
             <w:shd w:val="clear" w:color="auto" w:fill="C9A227"/>
           </w:tcPr>
           <w:p>
+            <w:pPr>
+              <w:keepNext/>
+            </w:pPr>
             <w:r/>
             <w:r>
               <w:rPr>
@@ -2717,6 +2831,9 @@
             <w:shd w:val="clear" w:color="auto" w:fill="C9A227"/>
           </w:tcPr>
           <w:p>
+            <w:pPr>
+              <w:keepNext/>
+            </w:pPr>
             <w:r/>
             <w:r>
               <w:rPr>
@@ -2739,6 +2856,7 @@
           </w:tcPr>
           <w:p>
             <w:pPr>
+              <w:keepNext/>
               <w:spacing w:after="20"/>
             </w:pPr>
             <w:r/>
@@ -2756,6 +2874,7 @@
           </w:tcPr>
           <w:p>
             <w:pPr>
+              <w:keepNext/>
               <w:spacing w:after="20"/>
             </w:pPr>
             <w:r/>
@@ -2778,6 +2897,7 @@
           </w:tcPr>
           <w:p>
             <w:pPr>
+              <w:keepNext/>
               <w:spacing w:after="20"/>
             </w:pPr>
             <w:r/>
@@ -2795,6 +2915,7 @@
           </w:tcPr>
           <w:p>
             <w:pPr>
+              <w:keepNext/>
               <w:spacing w:after="20"/>
             </w:pPr>
             <w:r/>
@@ -2817,6 +2938,7 @@
           </w:tcPr>
           <w:p>
             <w:pPr>
+              <w:keepNext/>
               <w:spacing w:after="20"/>
             </w:pPr>
             <w:r/>
@@ -2834,6 +2956,7 @@
           </w:tcPr>
           <w:p>
             <w:pPr>
+              <w:keepNext/>
               <w:spacing w:after="20"/>
             </w:pPr>
             <w:r/>
@@ -2856,6 +2979,7 @@
           </w:tcPr>
           <w:p>
             <w:pPr>
+              <w:keepNext/>
               <w:spacing w:after="20"/>
             </w:pPr>
             <w:r/>
@@ -2873,6 +2997,7 @@
           </w:tcPr>
           <w:p>
             <w:pPr>
+              <w:keepNext/>
               <w:spacing w:after="20"/>
             </w:pPr>
             <w:r/>
@@ -3073,15 +3198,17 @@
     <w:tbl>
       <w:tblPr>
         <w:tblStyle w:val="TableGrid"/>
-        <w:tblW w:type="auto" w:w="0"/>
+        <w:tblW w:type="dxa" w:w="9639"/>
         <w:jc w:val="center"/>
+        <w:tblLayout w:type="fixed"/>
         <w:tblLook w:firstColumn="1" w:firstRow="1" w:lastColumn="0" w:lastRow="0" w:noHBand="0" w:noVBand="1" w:val="04A0"/>
+        <w:tblLayout w:type="fixed"/>
       </w:tblPr>
       <w:tblGrid>
-        <w:gridCol w:w="2409"/>
-        <w:gridCol w:w="2409"/>
-        <w:gridCol w:w="2409"/>
-        <w:gridCol w:w="2409"/>
+        <w:gridCol w:w="3175"/>
+        <w:gridCol w:w="2154"/>
+        <w:gridCol w:w="2154"/>
+        <w:gridCol w:w="2154"/>
       </w:tblGrid>
       <w:tr>
         <w:trPr>
@@ -3094,6 +3221,9 @@
             <w:shd w:val="clear" w:color="auto" w:fill="C9A227"/>
           </w:tcPr>
           <w:p>
+            <w:pPr>
+              <w:keepNext/>
+            </w:pPr>
             <w:r/>
             <w:r>
               <w:rPr>
@@ -3111,6 +3241,9 @@
             <w:shd w:val="clear" w:color="auto" w:fill="C9A227"/>
           </w:tcPr>
           <w:p>
+            <w:pPr>
+              <w:keepNext/>
+            </w:pPr>
             <w:r/>
             <w:r>
               <w:rPr>
@@ -3128,6 +3261,9 @@
             <w:shd w:val="clear" w:color="auto" w:fill="C9A227"/>
           </w:tcPr>
           <w:p>
+            <w:pPr>
+              <w:keepNext/>
+            </w:pPr>
             <w:r/>
             <w:r>
               <w:rPr>
@@ -3145,6 +3281,9 @@
             <w:shd w:val="clear" w:color="auto" w:fill="C9A227"/>
           </w:tcPr>
           <w:p>
+            <w:pPr>
+              <w:keepNext/>
+            </w:pPr>
             <w:r/>
             <w:r>
               <w:rPr>
@@ -3167,6 +3306,7 @@
           </w:tcPr>
           <w:p>
             <w:pPr>
+              <w:keepNext/>
               <w:spacing w:after="20"/>
             </w:pPr>
             <w:r/>
@@ -3184,6 +3324,7 @@
           </w:tcPr>
           <w:p>
             <w:pPr>
+              <w:keepNext/>
               <w:spacing w:after="20"/>
               <w:jc w:val="right"/>
             </w:pPr>
@@ -3202,6 +3343,7 @@
           </w:tcPr>
           <w:p>
             <w:pPr>
+              <w:keepNext/>
               <w:spacing w:after="20"/>
               <w:jc w:val="right"/>
             </w:pPr>
@@ -3220,6 +3362,7 @@
           </w:tcPr>
           <w:p>
             <w:pPr>
+              <w:keepNext/>
               <w:spacing w:after="20"/>
               <w:jc w:val="right"/>
             </w:pPr>
@@ -3243,6 +3386,7 @@
           </w:tcPr>
           <w:p>
             <w:pPr>
+              <w:keepNext/>
               <w:spacing w:after="20"/>
             </w:pPr>
             <w:r/>
@@ -3260,6 +3404,7 @@
           </w:tcPr>
           <w:p>
             <w:pPr>
+              <w:keepNext/>
               <w:spacing w:after="20"/>
               <w:jc w:val="right"/>
             </w:pPr>
@@ -3278,6 +3423,7 @@
           </w:tcPr>
           <w:p>
             <w:pPr>
+              <w:keepNext/>
               <w:spacing w:after="20"/>
               <w:jc w:val="right"/>
             </w:pPr>
@@ -3296,6 +3442,7 @@
           </w:tcPr>
           <w:p>
             <w:pPr>
+              <w:keepNext/>
               <w:spacing w:after="20"/>
               <w:jc w:val="right"/>
             </w:pPr>
@@ -3320,6 +3467,7 @@
           </w:tcPr>
           <w:p>
             <w:pPr>
+              <w:keepNext/>
               <w:spacing w:after="20"/>
             </w:pPr>
             <w:r/>
@@ -3339,6 +3487,7 @@
           </w:tcPr>
           <w:p>
             <w:pPr>
+              <w:keepNext/>
               <w:spacing w:after="20"/>
               <w:jc w:val="right"/>
             </w:pPr>
@@ -3359,6 +3508,7 @@
           </w:tcPr>
           <w:p>
             <w:pPr>
+              <w:keepNext/>
               <w:spacing w:after="20"/>
               <w:jc w:val="right"/>
             </w:pPr>
@@ -3379,6 +3529,7 @@
           </w:tcPr>
           <w:p>
             <w:pPr>
+              <w:keepNext/>
               <w:spacing w:after="20"/>
               <w:jc w:val="right"/>
             </w:pPr>
@@ -3403,6 +3554,7 @@
           </w:tcPr>
           <w:p>
             <w:pPr>
+              <w:keepNext/>
               <w:spacing w:after="20"/>
             </w:pPr>
             <w:r/>
@@ -3420,6 +3572,7 @@
           </w:tcPr>
           <w:p>
             <w:pPr>
+              <w:keepNext/>
               <w:spacing w:after="20"/>
               <w:jc w:val="right"/>
             </w:pPr>
@@ -3437,6 +3590,7 @@
           </w:tcPr>
           <w:p>
             <w:pPr>
+              <w:keepNext/>
               <w:spacing w:after="20"/>
               <w:jc w:val="right"/>
             </w:pPr>
@@ -3454,6 +3608,7 @@
           </w:tcPr>
           <w:p>
             <w:pPr>
+              <w:keepNext/>
               <w:spacing w:after="20"/>
               <w:jc w:val="right"/>
             </w:pPr>
@@ -3569,15 +3724,17 @@
     <w:tbl>
       <w:tblPr>
         <w:tblStyle w:val="TableGrid"/>
-        <w:tblW w:type="auto" w:w="0"/>
+        <w:tblW w:type="dxa" w:w="9639"/>
         <w:jc w:val="center"/>
+        <w:tblLayout w:type="fixed"/>
         <w:tblLook w:firstColumn="1" w:firstRow="1" w:lastColumn="0" w:lastRow="0" w:noHBand="0" w:noVBand="1" w:val="04A0"/>
+        <w:tblLayout w:type="fixed"/>
       </w:tblPr>
       <w:tblGrid>
-        <w:gridCol w:w="2409"/>
-        <w:gridCol w:w="2409"/>
-        <w:gridCol w:w="2409"/>
-        <w:gridCol w:w="2409"/>
+        <w:gridCol w:w="737"/>
+        <w:gridCol w:w="5726"/>
+        <w:gridCol w:w="1587"/>
+        <w:gridCol w:w="1587"/>
       </w:tblGrid>
       <w:tr>
         <w:trPr>
@@ -3590,6 +3747,9 @@
             <w:shd w:val="clear" w:color="auto" w:fill="C9A227"/>
           </w:tcPr>
           <w:p>
+            <w:pPr>
+              <w:keepNext/>
+            </w:pPr>
             <w:r/>
             <w:r>
               <w:rPr>
@@ -3607,6 +3767,9 @@
             <w:shd w:val="clear" w:color="auto" w:fill="C9A227"/>
           </w:tcPr>
           <w:p>
+            <w:pPr>
+              <w:keepNext/>
+            </w:pPr>
             <w:r/>
             <w:r>
               <w:rPr>
@@ -3624,6 +3787,9 @@
             <w:shd w:val="clear" w:color="auto" w:fill="C9A227"/>
           </w:tcPr>
           <w:p>
+            <w:pPr>
+              <w:keepNext/>
+            </w:pPr>
             <w:r/>
             <w:r>
               <w:rPr>
@@ -3641,6 +3807,9 @@
             <w:shd w:val="clear" w:color="auto" w:fill="C9A227"/>
           </w:tcPr>
           <w:p>
+            <w:pPr>
+              <w:keepNext/>
+            </w:pPr>
             <w:r/>
             <w:r>
               <w:rPr>
@@ -3663,6 +3832,7 @@
           </w:tcPr>
           <w:p>
             <w:pPr>
+              <w:keepNext/>
               <w:spacing w:after="20"/>
             </w:pPr>
             <w:r/>
@@ -3680,6 +3850,7 @@
           </w:tcPr>
           <w:p>
             <w:pPr>
+              <w:keepNext/>
               <w:spacing w:after="20"/>
             </w:pPr>
             <w:r/>
@@ -3697,6 +3868,7 @@
           </w:tcPr>
           <w:p>
             <w:pPr>
+              <w:keepNext/>
               <w:spacing w:after="20"/>
               <w:jc w:val="right"/>
             </w:pPr>
@@ -3715,6 +3887,7 @@
           </w:tcPr>
           <w:p>
             <w:pPr>
+              <w:keepNext/>
               <w:spacing w:after="20"/>
               <w:jc w:val="right"/>
             </w:pPr>
@@ -3738,6 +3911,7 @@
           </w:tcPr>
           <w:p>
             <w:pPr>
+              <w:keepNext/>
               <w:spacing w:after="20"/>
             </w:pPr>
             <w:r/>
@@ -3755,6 +3929,7 @@
           </w:tcPr>
           <w:p>
             <w:pPr>
+              <w:keepNext/>
               <w:spacing w:after="20"/>
             </w:pPr>
             <w:r/>
@@ -3772,6 +3947,7 @@
           </w:tcPr>
           <w:p>
             <w:pPr>
+              <w:keepNext/>
               <w:spacing w:after="20"/>
               <w:jc w:val="right"/>
             </w:pPr>
@@ -3790,6 +3966,7 @@
           </w:tcPr>
           <w:p>
             <w:pPr>
+              <w:keepNext/>
               <w:spacing w:after="20"/>
               <w:jc w:val="right"/>
             </w:pPr>
@@ -3813,6 +3990,7 @@
           </w:tcPr>
           <w:p>
             <w:pPr>
+              <w:keepNext/>
               <w:spacing w:after="20"/>
             </w:pPr>
             <w:r/>
@@ -3830,6 +4008,7 @@
           </w:tcPr>
           <w:p>
             <w:pPr>
+              <w:keepNext/>
               <w:spacing w:after="20"/>
             </w:pPr>
             <w:r/>
@@ -3847,6 +4026,7 @@
           </w:tcPr>
           <w:p>
             <w:pPr>
+              <w:keepNext/>
               <w:spacing w:after="20"/>
               <w:jc w:val="right"/>
             </w:pPr>
@@ -3865,6 +4045,7 @@
           </w:tcPr>
           <w:p>
             <w:pPr>
+              <w:keepNext/>
               <w:spacing w:after="20"/>
               <w:jc w:val="right"/>
             </w:pPr>
@@ -3888,6 +4069,7 @@
           </w:tcPr>
           <w:p>
             <w:pPr>
+              <w:keepNext/>
               <w:spacing w:after="20"/>
             </w:pPr>
             <w:r/>
@@ -3905,6 +4087,7 @@
           </w:tcPr>
           <w:p>
             <w:pPr>
+              <w:keepNext/>
               <w:spacing w:after="20"/>
             </w:pPr>
             <w:r/>
@@ -3922,6 +4105,7 @@
           </w:tcPr>
           <w:p>
             <w:pPr>
+              <w:keepNext/>
               <w:spacing w:after="20"/>
               <w:jc w:val="right"/>
             </w:pPr>
@@ -3940,6 +4124,7 @@
           </w:tcPr>
           <w:p>
             <w:pPr>
+              <w:keepNext/>
               <w:spacing w:after="20"/>
               <w:jc w:val="right"/>
             </w:pPr>
@@ -3963,6 +4148,7 @@
           </w:tcPr>
           <w:p>
             <w:pPr>
+              <w:keepNext/>
               <w:spacing w:after="20"/>
             </w:pPr>
             <w:r/>
@@ -3980,6 +4166,7 @@
           </w:tcPr>
           <w:p>
             <w:pPr>
+              <w:keepNext/>
               <w:spacing w:after="20"/>
             </w:pPr>
             <w:r/>
@@ -3997,6 +4184,7 @@
           </w:tcPr>
           <w:p>
             <w:pPr>
+              <w:keepNext/>
               <w:spacing w:after="20"/>
               <w:jc w:val="right"/>
             </w:pPr>
@@ -4015,6 +4203,7 @@
           </w:tcPr>
           <w:p>
             <w:pPr>
+              <w:keepNext/>
               <w:spacing w:after="20"/>
               <w:jc w:val="right"/>
             </w:pPr>
@@ -4038,6 +4227,7 @@
           </w:tcPr>
           <w:p>
             <w:pPr>
+              <w:keepNext/>
               <w:spacing w:after="20"/>
             </w:pPr>
             <w:r/>
@@ -4055,6 +4245,7 @@
           </w:tcPr>
           <w:p>
             <w:pPr>
+              <w:keepNext/>
               <w:spacing w:after="20"/>
             </w:pPr>
             <w:r/>
@@ -4072,6 +4263,7 @@
           </w:tcPr>
           <w:p>
             <w:pPr>
+              <w:keepNext/>
               <w:spacing w:after="20"/>
               <w:jc w:val="right"/>
             </w:pPr>
@@ -4090,6 +4282,7 @@
           </w:tcPr>
           <w:p>
             <w:pPr>
+              <w:keepNext/>
               <w:spacing w:after="20"/>
               <w:jc w:val="right"/>
             </w:pPr>
@@ -4113,6 +4306,7 @@
           </w:tcPr>
           <w:p>
             <w:pPr>
+              <w:keepNext/>
               <w:spacing w:after="20"/>
             </w:pPr>
             <w:r/>
@@ -4130,6 +4324,7 @@
           </w:tcPr>
           <w:p>
             <w:pPr>
+              <w:keepNext/>
               <w:spacing w:after="20"/>
             </w:pPr>
             <w:r/>
@@ -4147,6 +4342,7 @@
           </w:tcPr>
           <w:p>
             <w:pPr>
+              <w:keepNext/>
               <w:spacing w:after="20"/>
               <w:jc w:val="right"/>
             </w:pPr>
@@ -4165,6 +4361,7 @@
           </w:tcPr>
           <w:p>
             <w:pPr>
+              <w:keepNext/>
               <w:spacing w:after="20"/>
               <w:jc w:val="right"/>
             </w:pPr>
@@ -4372,6 +4569,9 @@
       </w:r>
     </w:p>
     <w:p>
+      <w:pPr>
+        <w:keepNext/>
+      </w:pPr>
       <w:r>
         <w:rPr>
           <w:i w:val="0"/>
@@ -4393,11 +4593,13 @@
     <w:tbl>
       <w:tblPr>
         <w:tblStyle w:val="TableGrid"/>
-        <w:tblW w:type="auto" w:w="0"/>
+        <w:tblW w:type="dxa" w:w="9639"/>
+        <w:tblLayout w:type="fixed"/>
         <w:tblLook w:firstColumn="1" w:firstRow="1" w:lastColumn="0" w:lastRow="0" w:noHBand="0" w:noVBand="1" w:val="04A0"/>
+        <w:tblLayout w:type="fixed"/>
       </w:tblPr>
       <w:tblGrid>
-        <w:gridCol w:w="9638"/>
+        <w:gridCol w:w="9639"/>
       </w:tblGrid>
       <w:tr>
         <w:trPr>
@@ -4529,13 +4731,15 @@
     <w:tbl>
       <w:tblPr>
         <w:tblStyle w:val="TableGrid"/>
-        <w:tblW w:type="auto" w:w="0"/>
+        <w:tblW w:type="dxa" w:w="9639"/>
         <w:jc w:val="center"/>
+        <w:tblLayout w:type="fixed"/>
         <w:tblLook w:firstColumn="1" w:firstRow="1" w:lastColumn="0" w:lastRow="0" w:noHBand="0" w:noVBand="1" w:val="04A0"/>
+        <w:tblLayout w:type="fixed"/>
       </w:tblPr>
       <w:tblGrid>
-        <w:gridCol w:w="4819"/>
-        <w:gridCol w:w="4819"/>
+        <w:gridCol w:w="6520"/>
+        <w:gridCol w:w="3118"/>
       </w:tblGrid>
       <w:tr>
         <w:trPr>
